--- a/flow/20230914_vu_template/drafts/2024-06-u/06-ЧТ-Святого Духа.docx
+++ b/flow/20230914_vu_template/drafts/2024-06-u/06-ЧТ-Святого Духа.docx
@@ -3868,6 +3868,112 @@
     </w:p>
     <w:p>
       <w:pPr>
+        <w:pStyle w:val="a"/>
+        <w:spacing w:after="120"/>
+      </w:pPr>
+      <w:r>
+        <w:rPr>
+          <w:rFonts w:ascii="Times New Roman" w:hAnsi="Times New Roman"/>
+          <w:b/>
+          <w:sz w:val="24"/>
+          <w:highlight w:val="white"/>
+        </w:rPr>
+        <w:t>Слава, і нині</w:t>
+      </w:r>
+      <w:r>
+        <w:rPr>
+          <w:rFonts w:ascii="Times New Roman" w:hAnsi="Times New Roman"/>
+          <w:i/>
+          <w:color w:val="FF0000"/>
+          <w:sz w:val="24"/>
+          <w:highlight w:val="white"/>
+        </w:rPr>
+        <w:t xml:space="preserve"> (богородичний):</w:t>
+      </w:r>
+      <w:r>
+        <w:rPr>
+          <w:rFonts w:ascii="Times New Roman" w:hAnsi="Times New Roman"/>
+          <w:color w:val="FF0000"/>
+          <w:sz w:val="24"/>
+          <w:highlight w:val="white"/>
+        </w:rPr>
+        <w:t xml:space="preserve"> </w:t>
+      </w:r>
+      <w:r>
+        <w:rPr>
+          <w:rFonts w:ascii="Times New Roman" w:hAnsi="Times New Roman"/>
+          <w:sz w:val="24"/>
+          <w:highlight w:val="white"/>
+        </w:rPr>
+        <w:t xml:space="preserve">Радуйся, </w:t>
+      </w:r>
+      <w:r>
+        <w:rPr>
+          <w:rFonts w:ascii="Times New Roman" w:hAnsi="Times New Roman"/>
+          <w:sz w:val="24"/>
+          <w:highlight w:val="white"/>
+        </w:rPr>
+        <w:t>сонцеобразна</w:t>
+      </w:r>
+      <w:r>
+        <w:rPr>
+          <w:rFonts w:ascii="Times New Roman" w:hAnsi="Times New Roman"/>
+          <w:sz w:val="24"/>
+          <w:highlight w:val="white"/>
+        </w:rPr>
+        <w:t xml:space="preserve">,* Сонця сокровенного Престоле,* Ти, що Сонце засвітила, Якого не осягне ум!* Радуйся, Уме,* що зблискуєш </w:t>
+      </w:r>
+      <w:r>
+        <w:rPr>
+          <w:rFonts w:ascii="Times New Roman" w:hAnsi="Times New Roman"/>
+          <w:sz w:val="24"/>
+          <w:highlight w:val="white"/>
+        </w:rPr>
+        <w:t>богопровісними</w:t>
+      </w:r>
+      <w:r>
+        <w:rPr>
+          <w:rFonts w:ascii="Times New Roman" w:hAnsi="Times New Roman"/>
+          <w:sz w:val="24"/>
+          <w:highlight w:val="white"/>
+        </w:rPr>
+        <w:t xml:space="preserve"> вогнями,* Спалаху блискавиці, що осяюєш краї землі,* воістину золотосяйна,* </w:t>
+      </w:r>
+      <w:r>
+        <w:rPr>
+          <w:rFonts w:ascii="Times New Roman" w:hAnsi="Times New Roman"/>
+          <w:sz w:val="24"/>
+          <w:highlight w:val="white"/>
+        </w:rPr>
+        <w:t>Вседобра</w:t>
+      </w:r>
+      <w:r>
+        <w:rPr>
+          <w:rFonts w:ascii="Times New Roman" w:hAnsi="Times New Roman"/>
+          <w:sz w:val="24"/>
+          <w:highlight w:val="white"/>
+        </w:rPr>
+        <w:t xml:space="preserve"> і </w:t>
+      </w:r>
+      <w:r>
+        <w:rPr>
+          <w:rFonts w:ascii="Times New Roman" w:hAnsi="Times New Roman"/>
+          <w:sz w:val="24"/>
+          <w:highlight w:val="white"/>
+        </w:rPr>
+        <w:t>Всенепорочна</w:t>
+      </w:r>
+      <w:r>
+        <w:rPr>
+          <w:rFonts w:ascii="Times New Roman" w:hAnsi="Times New Roman"/>
+          <w:sz w:val="24"/>
+          <w:highlight w:val="white"/>
+        </w:rPr>
+        <w:t>,* що Світло Невечірнє вірним випроменила!</w:t>
+      </w:r>
+    </w:p>
+    <w:p>
+      <w:pPr>
         <w:pStyle w:val="2"/>
         <w:spacing w:before="0" w:after="120"/>
         <w:jc w:val="center"/>
@@ -4124,6 +4230,17 @@
     </w:p>
     <w:p>
       <w:pPr>
+        <w:spacing w:after="120"/>
+        <w:jc w:val="both"/>
+        <w:rPr>
+          <w:rFonts w:ascii="Times New Roman" w:hAnsi="Times New Roman" w:cs="Times New Roman"/>
+          <w:sz w:val="24"/>
+          <w:szCs w:val="24"/>
+        </w:rPr>
+      </w:pPr>
+    </w:p>
+    <w:p>
+      <w:pPr>
         <w:pStyle w:val="3"/>
         <w:spacing w:before="0" w:after="120"/>
         <w:jc w:val="center"/>
@@ -4352,6 +4469,17 @@
     </w:p>
     <w:p>
       <w:pPr>
+        <w:spacing w:after="120"/>
+        <w:jc w:val="both"/>
+        <w:rPr>
+          <w:rFonts w:ascii="Times New Roman" w:hAnsi="Times New Roman" w:cs="Times New Roman"/>
+          <w:sz w:val="24"/>
+          <w:szCs w:val="24"/>
+        </w:rPr>
+      </w:pPr>
+    </w:p>
+    <w:p>
+      <w:pPr>
         <w:pStyle w:val="3"/>
         <w:spacing w:before="0" w:after="120"/>
         <w:jc w:val="center"/>
@@ -5445,6 +5573,74 @@
     </w:p>
     <w:p>
       <w:pPr>
+        <w:spacing w:after="120"/>
+        <w:jc w:val="both"/>
+        <w:rPr>
+          <w:rFonts w:ascii="Times New Roman" w:hAnsi="Times New Roman" w:cs="Times New Roman"/>
+          <w:color w:val="000000"/>
+          <w:sz w:val="24"/>
+          <w:szCs w:val="24"/>
+        </w:rPr>
+      </w:pPr>
+      <w:r>
+        <w:rPr>
+          <w:rFonts w:ascii="Times New Roman" w:hAnsi="Times New Roman" w:cs="Times New Roman"/>
+          <w:b/>
+          <w:sz w:val="24"/>
+          <w:szCs w:val="24"/>
+        </w:rPr>
+        <w:t>Слава і нині</w:t>
+      </w:r>
+      <w:r>
+        <w:rPr>
+          <w:rFonts w:ascii="Times New Roman" w:hAnsi="Times New Roman" w:cs="Times New Roman"/>
+          <w:sz w:val="24"/>
+          <w:szCs w:val="24"/>
+        </w:rPr>
+        <w:t> </w:t>
+      </w:r>
+      <w:r>
+        <w:rPr>
+          <w:rFonts w:ascii="Times New Roman" w:hAnsi="Times New Roman" w:cs="Times New Roman"/>
+          <w:i/>
+          <w:color w:val="FF0000"/>
+          <w:sz w:val="24"/>
+          <w:szCs w:val="24"/>
+        </w:rPr>
+        <w:t>(г. 2):</w:t>
+      </w:r>
+      <w:r>
+        <w:rPr>
+          <w:rFonts w:ascii="Times New Roman" w:hAnsi="Times New Roman" w:cs="Times New Roman"/>
+          <w:color w:val="000000"/>
+          <w:sz w:val="24"/>
+          <w:szCs w:val="24"/>
+        </w:rPr>
+        <w:t xml:space="preserve"> Коли прийшов до криниці Господь,* самарянка благала Добросердого:* Дай мені воду віри* і матиму джерельну воду, радість і спасіння.* Життєдавче, Господи, </w:t>
+      </w:r>
+      <w:r>
+        <w:rPr>
+          <w:rFonts w:ascii="Times New Roman" w:hAnsi="Times New Roman" w:cs="Times New Roman"/>
+          <w:color w:val="000000"/>
+          <w:sz w:val="24"/>
+          <w:szCs w:val="24"/>
+        </w:rPr>
+        <w:t>- слава тобі!</w:t>
+      </w:r>
+    </w:p>
+    <w:p>
+      <w:pPr>
+        <w:spacing w:after="120"/>
+        <w:jc w:val="both"/>
+        <w:rPr>
+          <w:rFonts w:ascii="Times New Roman" w:hAnsi="Times New Roman" w:cs="Times New Roman"/>
+          <w:sz w:val="24"/>
+          <w:szCs w:val="24"/>
+        </w:rPr>
+      </w:pPr>
+    </w:p>
+    <w:p>
+      <w:pPr>
         <w:pStyle w:val="3"/>
         <w:spacing w:before="0" w:after="120"/>
         <w:jc w:val="center"/>
@@ -5594,6 +5790,25 @@
           <w:sz w:val="24"/>
           <w:szCs w:val="24"/>
         </w:rPr>
+        <w:t>Слава Отцю, і Сину, і Святому Духові,* і нині і повсякчас, і на віки віків. Амінь.</w:t>
+      </w:r>
+    </w:p>
+    <w:p>
+      <w:pPr>
+        <w:spacing w:after="120"/>
+        <w:jc w:val="both"/>
+        <w:rPr>
+          <w:rFonts w:ascii="Times New Roman" w:hAnsi="Times New Roman" w:cs="Times New Roman"/>
+          <w:sz w:val="24"/>
+          <w:szCs w:val="24"/>
+        </w:rPr>
+      </w:pPr>
+      <w:r>
+        <w:rPr>
+          <w:rFonts w:ascii="Times New Roman" w:hAnsi="Times New Roman" w:cs="Times New Roman"/>
+          <w:sz w:val="24"/>
+          <w:szCs w:val="24"/>
+        </w:rPr>
         <w:t>Пресвята Тройце, помилуй нас;* Господи, очисти гріхи наші;* Владико, прости беззаконня наші;* Святий, завітай і зціли немочі наші імени твого ради.</w:t>
       </w:r>
     </w:p>
@@ -5642,6 +5857,44 @@
           <w:sz w:val="24"/>
           <w:szCs w:val="24"/>
         </w:rPr>
+        <w:t>Слава Отцю, і Сину, і Святому Духові.</w:t>
+      </w:r>
+    </w:p>
+    <w:p>
+      <w:pPr>
+        <w:spacing w:after="120"/>
+        <w:jc w:val="both"/>
+        <w:rPr>
+          <w:rFonts w:ascii="Times New Roman" w:hAnsi="Times New Roman" w:cs="Times New Roman"/>
+          <w:sz w:val="24"/>
+          <w:szCs w:val="24"/>
+        </w:rPr>
+      </w:pPr>
+      <w:r>
+        <w:rPr>
+          <w:rFonts w:ascii="Times New Roman" w:hAnsi="Times New Roman" w:cs="Times New Roman"/>
+          <w:sz w:val="24"/>
+          <w:szCs w:val="24"/>
+        </w:rPr>
+        <w:t>І нині і повсякчас, і на віки віків. Амінь.</w:t>
+      </w:r>
+    </w:p>
+    <w:p>
+      <w:pPr>
+        <w:spacing w:after="120"/>
+        <w:jc w:val="both"/>
+        <w:rPr>
+          <w:rFonts w:ascii="Times New Roman" w:hAnsi="Times New Roman" w:cs="Times New Roman"/>
+          <w:sz w:val="24"/>
+          <w:szCs w:val="24"/>
+        </w:rPr>
+      </w:pPr>
+      <w:r>
+        <w:rPr>
+          <w:rFonts w:ascii="Times New Roman" w:hAnsi="Times New Roman" w:cs="Times New Roman"/>
+          <w:sz w:val="24"/>
+          <w:szCs w:val="24"/>
+        </w:rPr>
         <w:t>Отче наш, що єси на небесах,* нехай святиться ім’я твоє,* нехай прийде царство твоє,* нехай буде воля твоя, як на небі, так і на землі.* Хліб наш насущний дай нам сьогодні,* і прости нам провини наші,* як і ми пр</w:t>
       </w:r>
       <w:r>
@@ -5717,6 +5970,17 @@
         </w:rPr>
         <w:t>Амінь.</w:t>
       </w:r>
+    </w:p>
+    <w:p>
+      <w:pPr>
+        <w:spacing w:after="120"/>
+        <w:jc w:val="both"/>
+        <w:rPr>
+          <w:rFonts w:ascii="Times New Roman" w:hAnsi="Times New Roman" w:cs="Times New Roman"/>
+          <w:sz w:val="24"/>
+          <w:szCs w:val="24"/>
+        </w:rPr>
+      </w:pPr>
     </w:p>
     <w:p>
       <w:pPr>
@@ -6358,6 +6622,17 @@
     </w:p>
     <w:p>
       <w:pPr>
+        <w:spacing w:after="120"/>
+        <w:jc w:val="both"/>
+        <w:rPr>
+          <w:rFonts w:ascii="Times New Roman" w:hAnsi="Times New Roman" w:cs="Times New Roman"/>
+          <w:sz w:val="24"/>
+          <w:szCs w:val="24"/>
+        </w:rPr>
+      </w:pPr>
+    </w:p>
+    <w:p>
+      <w:pPr>
         <w:pStyle w:val="2"/>
         <w:spacing w:before="0" w:after="120"/>
         <w:jc w:val="center"/>
@@ -6597,6 +6872,17 @@
         <w:jc w:val="both"/>
         <w:rPr>
           <w:rFonts w:ascii="Times New Roman" w:hAnsi="Times New Roman" w:cs="Times New Roman"/>
+          <w:sz w:val="24"/>
+          <w:szCs w:val="24"/>
+        </w:rPr>
+      </w:pPr>
+    </w:p>
+    <w:p>
+      <w:pPr>
+        <w:spacing w:after="120"/>
+        <w:jc w:val="both"/>
+        <w:rPr>
+          <w:rFonts w:ascii="Times New Roman" w:hAnsi="Times New Roman" w:cs="Times New Roman"/>
           <w:color w:val="000000"/>
           <w:sz w:val="24"/>
           <w:szCs w:val="24"/>
@@ -6729,6 +7015,19 @@
         <w:jc w:val="both"/>
         <w:rPr>
           <w:rFonts w:ascii="Times New Roman" w:hAnsi="Times New Roman" w:cs="Times New Roman"/>
+          <w:i/>
+          <w:color w:val="FF0000"/>
+          <w:sz w:val="24"/>
+          <w:szCs w:val="24"/>
+        </w:rPr>
+      </w:pPr>
+    </w:p>
+    <w:p>
+      <w:pPr>
+        <w:spacing w:after="120"/>
+        <w:jc w:val="both"/>
+        <w:rPr>
+          <w:rFonts w:ascii="Times New Roman" w:hAnsi="Times New Roman" w:cs="Times New Roman"/>
           <w:sz w:val="24"/>
           <w:szCs w:val="24"/>
         </w:rPr>
@@ -6794,6 +7093,17 @@
         <w:jc w:val="both"/>
         <w:rPr>
           <w:rFonts w:ascii="Times New Roman" w:hAnsi="Times New Roman" w:cs="Times New Roman"/>
+          <w:sz w:val="24"/>
+          <w:szCs w:val="24"/>
+        </w:rPr>
+      </w:pPr>
+    </w:p>
+    <w:p>
+      <w:pPr>
+        <w:spacing w:after="120"/>
+        <w:jc w:val="both"/>
+        <w:rPr>
+          <w:rFonts w:ascii="Times New Roman" w:hAnsi="Times New Roman" w:cs="Times New Roman"/>
           <w:color w:val="000000"/>
           <w:sz w:val="24"/>
           <w:szCs w:val="24"/>
@@ -6847,6 +7157,46 @@
         <w:jc w:val="both"/>
         <w:rPr>
           <w:rFonts w:ascii="Times New Roman" w:hAnsi="Times New Roman" w:cs="Times New Roman"/>
+          <w:sz w:val="24"/>
+          <w:szCs w:val="24"/>
+        </w:rPr>
+      </w:pPr>
+    </w:p>
+    <w:p>
+      <w:pPr>
+        <w:spacing w:after="120"/>
+        <w:jc w:val="both"/>
+        <w:rPr>
+          <w:rFonts w:ascii="Times New Roman" w:hAnsi="Times New Roman" w:cs="Times New Roman"/>
+          <w:sz w:val="24"/>
+          <w:szCs w:val="24"/>
+        </w:rPr>
+      </w:pPr>
+      <w:r>
+        <w:rPr>
+          <w:rFonts w:ascii="Times New Roman" w:hAnsi="Times New Roman" w:cs="Times New Roman"/>
+          <w:sz w:val="24"/>
+          <w:szCs w:val="24"/>
+        </w:rPr>
+        <w:t xml:space="preserve">Слава во вишніх Богу, і на землі мир,* в людях благовоління </w:t>
+      </w:r>
+      <w:r>
+        <w:rPr>
+          <w:rFonts w:ascii="Times New Roman" w:hAnsi="Times New Roman" w:cs="Times New Roman"/>
+          <w:i/>
+          <w:color w:val="FF0000"/>
+          <w:sz w:val="24"/>
+          <w:szCs w:val="24"/>
+        </w:rPr>
+        <w:t>(3 р.)</w:t>
+      </w:r>
+    </w:p>
+    <w:p>
+      <w:pPr>
+        <w:spacing w:after="120"/>
+        <w:jc w:val="both"/>
+        <w:rPr>
+          <w:rFonts w:ascii="Times New Roman" w:hAnsi="Times New Roman" w:cs="Times New Roman"/>
           <w:i/>
           <w:color w:val="FF0000"/>
           <w:sz w:val="24"/>
@@ -6871,6 +7221,17 @@
         </w:rPr>
         <w:t>(2 р.)</w:t>
       </w:r>
+    </w:p>
+    <w:p>
+      <w:pPr>
+        <w:spacing w:after="120"/>
+        <w:jc w:val="both"/>
+        <w:rPr>
+          <w:rFonts w:ascii="Times New Roman" w:hAnsi="Times New Roman" w:cs="Times New Roman"/>
+          <w:sz w:val="24"/>
+          <w:szCs w:val="24"/>
+        </w:rPr>
+      </w:pPr>
     </w:p>
     <w:p>
       <w:pPr>
@@ -7894,6 +8255,25 @@
           <w:szCs w:val="24"/>
         </w:rPr>
         <w:t>А цар возвеселиться в Бозі, хвалитиметься кожен, хто ним клянеться,* уста бо тих, що неправду кажуть, будуть закриті.</w:t>
+      </w:r>
+    </w:p>
+    <w:p>
+      <w:pPr>
+        <w:spacing w:after="120"/>
+        <w:jc w:val="both"/>
+        <w:rPr>
+          <w:rFonts w:ascii="Times New Roman" w:hAnsi="Times New Roman" w:cs="Times New Roman"/>
+          <w:sz w:val="24"/>
+          <w:szCs w:val="24"/>
+        </w:rPr>
+      </w:pPr>
+      <w:r>
+        <w:rPr>
+          <w:rFonts w:ascii="Times New Roman" w:hAnsi="Times New Roman" w:cs="Times New Roman"/>
+          <w:sz w:val="24"/>
+          <w:szCs w:val="24"/>
+        </w:rPr>
+        <w:t>Слава Отцю, і Сину, і Святому Духові, і нині і повсякчас, і на віки віків. Амінь.</w:t>
       </w:r>
     </w:p>
     <w:p>
@@ -8236,6 +8616,34 @@
           <w:szCs w:val="24"/>
         </w:rPr>
       </w:pPr>
+      <w:sdt>
+        <w:sdtPr>
+          <w:tag w:val="goog_rdk_6"/>
+          <w:id w:val="-1151211849"/>
+        </w:sdtPr>
+        <w:sdtEndPr/>
+        <w:sdtContent>
+          <w:r>
+            <w:rPr>
+              <w:rFonts w:ascii="Gungsuh" w:eastAsia="Gungsuh" w:hAnsi="Gungsuh" w:cs="Gungsuh"/>
+              <w:sz w:val="24"/>
+              <w:szCs w:val="24"/>
+            </w:rPr>
+            <w:t>Хіба звіщатимуть у могилі твою милість,* у пропасті глибокій − твою вірність?</w:t>
+          </w:r>
+        </w:sdtContent>
+      </w:sdt>
+    </w:p>
+    <w:p>
+      <w:pPr>
+        <w:spacing w:after="120"/>
+        <w:jc w:val="both"/>
+        <w:rPr>
+          <w:rFonts w:ascii="Times New Roman" w:hAnsi="Times New Roman" w:cs="Times New Roman"/>
+          <w:sz w:val="24"/>
+          <w:szCs w:val="24"/>
+        </w:rPr>
+      </w:pPr>
       <w:r>
         <w:rPr>
           <w:rFonts w:ascii="Times New Roman" w:hAnsi="Times New Roman" w:cs="Times New Roman"/>
@@ -8301,6 +8709,34 @@
           <w:szCs w:val="24"/>
         </w:rPr>
       </w:pPr>
+      <w:sdt>
+        <w:sdtPr>
+          <w:tag w:val="goog_rdk_7"/>
+          <w:id w:val="1866857914"/>
+        </w:sdtPr>
+        <w:sdtEndPr/>
+        <w:sdtContent>
+          <w:r>
+            <w:rPr>
+              <w:rFonts w:ascii="Gungsuh" w:eastAsia="Gungsuh" w:hAnsi="Gungsuh" w:cs="Gungsuh"/>
+              <w:sz w:val="24"/>
+              <w:szCs w:val="24"/>
+            </w:rPr>
+            <w:t>Я безталанний і конаю змалку,* я перебув страх твій − і умліваю.</w:t>
+          </w:r>
+        </w:sdtContent>
+      </w:sdt>
+    </w:p>
+    <w:p>
+      <w:pPr>
+        <w:spacing w:after="120"/>
+        <w:jc w:val="both"/>
+        <w:rPr>
+          <w:rFonts w:ascii="Times New Roman" w:hAnsi="Times New Roman" w:cs="Times New Roman"/>
+          <w:sz w:val="24"/>
+          <w:szCs w:val="24"/>
+        </w:rPr>
+      </w:pPr>
       <w:r>
         <w:rPr>
           <w:rFonts w:ascii="Times New Roman" w:hAnsi="Times New Roman" w:cs="Times New Roman"/>
@@ -8381,6 +8817,34 @@
         </w:rPr>
         <w:t>(у п'ятницю)</w:t>
       </w:r>
+    </w:p>
+    <w:p>
+      <w:pPr>
+        <w:spacing w:after="120"/>
+        <w:jc w:val="both"/>
+        <w:rPr>
+          <w:rFonts w:ascii="Times New Roman" w:hAnsi="Times New Roman" w:cs="Times New Roman"/>
+          <w:sz w:val="24"/>
+          <w:szCs w:val="24"/>
+        </w:rPr>
+      </w:pPr>
+      <w:sdt>
+        <w:sdtPr>
+          <w:tag w:val="goog_rdk_8"/>
+          <w:id w:val="862090804"/>
+        </w:sdtPr>
+        <w:sdtEndPr/>
+        <w:sdtContent>
+          <w:r>
+            <w:rPr>
+              <w:rFonts w:ascii="Gungsuh" w:eastAsia="Gungsuh" w:hAnsi="Gungsuh" w:cs="Gungsuh"/>
+              <w:sz w:val="24"/>
+              <w:szCs w:val="24"/>
+            </w:rPr>
+            <w:t>Благослови, душе моя, Господа,* і все нутро моє − його святе ім'я.</w:t>
+          </w:r>
+        </w:sdtContent>
+      </w:sdt>
     </w:p>
     <w:p>
       <w:pPr>
@@ -9103,6 +9567,33 @@
         <w:jc w:val="both"/>
         <w:rPr>
           <w:rFonts w:ascii="Times New Roman" w:hAnsi="Times New Roman" w:cs="Times New Roman"/>
+          <w:sz w:val="24"/>
+          <w:szCs w:val="24"/>
+        </w:rPr>
+      </w:pPr>
+      <w:r>
+        <w:rPr>
+          <w:rFonts w:ascii="Times New Roman" w:hAnsi="Times New Roman" w:cs="Times New Roman"/>
+          <w:sz w:val="24"/>
+          <w:szCs w:val="24"/>
+        </w:rPr>
+        <w:t>Слав</w:t>
+      </w:r>
+      <w:r>
+        <w:rPr>
+          <w:rFonts w:ascii="Times New Roman" w:hAnsi="Times New Roman" w:cs="Times New Roman"/>
+          <w:sz w:val="24"/>
+          <w:szCs w:val="24"/>
+        </w:rPr>
+        <w:t xml:space="preserve">а Отцю, і Сину, і Святому Духові: І нині і повсякчас, і на віки віків. Амінь. </w:t>
+      </w:r>
+    </w:p>
+    <w:p>
+      <w:pPr>
+        <w:spacing w:after="120"/>
+        <w:jc w:val="both"/>
+        <w:rPr>
+          <w:rFonts w:ascii="Times New Roman" w:hAnsi="Times New Roman" w:cs="Times New Roman"/>
           <w:i/>
           <w:color w:val="FF0000"/>
           <w:sz w:val="24"/>
@@ -9127,6 +9618,18 @@
         </w:rPr>
         <w:t>(3 р.)</w:t>
       </w:r>
+    </w:p>
+    <w:p>
+      <w:pPr>
+        <w:spacing w:after="120"/>
+        <w:jc w:val="both"/>
+        <w:rPr>
+          <w:rFonts w:ascii="Times New Roman" w:hAnsi="Times New Roman" w:cs="Times New Roman"/>
+          <w:color w:val="FF0000"/>
+          <w:sz w:val="24"/>
+          <w:szCs w:val="24"/>
+        </w:rPr>
+      </w:pPr>
     </w:p>
     <w:p>
       <w:pPr>
@@ -9768,6 +10271,18 @@
     </w:p>
     <w:p>
       <w:pPr>
+        <w:spacing w:after="120"/>
+        <w:jc w:val="both"/>
+        <w:rPr>
+          <w:rFonts w:ascii="Times New Roman" w:hAnsi="Times New Roman" w:cs="Times New Roman"/>
+          <w:color w:val="FF0000"/>
+          <w:sz w:val="24"/>
+          <w:szCs w:val="24"/>
+        </w:rPr>
+      </w:pPr>
+    </w:p>
+    <w:p>
+      <w:pPr>
         <w:pStyle w:val="2"/>
         <w:spacing w:before="0" w:after="120"/>
         <w:jc w:val="center"/>
@@ -10608,6 +11123,18 @@
     </w:p>
     <w:p>
       <w:pPr>
+        <w:spacing w:after="120"/>
+        <w:jc w:val="both"/>
+        <w:rPr>
+          <w:rFonts w:ascii="Times New Roman" w:hAnsi="Times New Roman" w:cs="Times New Roman"/>
+          <w:color w:val="000000"/>
+          <w:sz w:val="24"/>
+          <w:szCs w:val="24"/>
+        </w:rPr>
+      </w:pPr>
+    </w:p>
+    <w:p>
+      <w:pPr>
         <w:pStyle w:val="3"/>
         <w:spacing w:before="0" w:after="120"/>
         <w:jc w:val="center"/>
@@ -11305,6 +11832,47 @@
     </w:p>
     <w:p>
       <w:pPr>
+        <w:spacing w:after="120"/>
+        <w:jc w:val="both"/>
+        <w:rPr>
+          <w:rFonts w:ascii="Times New Roman" w:hAnsi="Times New Roman" w:cs="Times New Roman"/>
+          <w:color w:val="000000"/>
+          <w:sz w:val="24"/>
+          <w:szCs w:val="24"/>
+        </w:rPr>
+      </w:pPr>
+      <w:r>
+        <w:rPr>
+          <w:rFonts w:ascii="Times New Roman" w:hAnsi="Times New Roman" w:cs="Times New Roman"/>
+          <w:b/>
+          <w:color w:val="000000"/>
+          <w:sz w:val="24"/>
+          <w:szCs w:val="24"/>
+        </w:rPr>
+        <w:t>С</w:t>
+      </w:r>
+      <w:r>
+        <w:rPr>
+          <w:rFonts w:ascii="Times New Roman" w:hAnsi="Times New Roman" w:cs="Times New Roman"/>
+          <w:b/>
+          <w:color w:val="000000"/>
+          <w:sz w:val="24"/>
+          <w:szCs w:val="24"/>
+        </w:rPr>
+        <w:t>лава і нині:</w:t>
+      </w:r>
+      <w:r>
+        <w:rPr>
+          <w:rFonts w:ascii="Times New Roman" w:hAnsi="Times New Roman" w:cs="Times New Roman"/>
+          <w:color w:val="000000"/>
+          <w:sz w:val="24"/>
+          <w:szCs w:val="24"/>
+        </w:rPr>
+        <w:t> Діво Пренепорочна, що предоброго Бога народила,* з ангелами його безперестанно моли,* щоб подав ще перед смертю прощення гріхів і виправлення життя нам,* що з вірою і любов'ю звеличуємо тебе, єдина Всеоспівувана.</w:t>
+      </w:r>
+    </w:p>
+    <w:p>
+      <w:pPr>
         <w:pStyle w:val="3"/>
         <w:spacing w:before="0" w:after="120"/>
         <w:jc w:val="center"/>
@@ -11663,6 +12231,63 @@
     </w:p>
     <w:p>
       <w:pPr>
+        <w:spacing w:after="120"/>
+        <w:jc w:val="both"/>
+        <w:rPr>
+          <w:rFonts w:ascii="Times New Roman" w:hAnsi="Times New Roman" w:cs="Times New Roman"/>
+          <w:color w:val="000000"/>
+          <w:sz w:val="24"/>
+          <w:szCs w:val="24"/>
+        </w:rPr>
+      </w:pPr>
+      <w:r>
+        <w:rPr>
+          <w:rFonts w:ascii="Times New Roman" w:hAnsi="Times New Roman" w:cs="Times New Roman"/>
+          <w:b/>
+          <w:sz w:val="24"/>
+          <w:szCs w:val="24"/>
+        </w:rPr>
+        <w:t>Слава і нині:</w:t>
+      </w:r>
+      <w:r>
+        <w:rPr>
+          <w:rFonts w:ascii="Times New Roman" w:hAnsi="Times New Roman" w:cs="Times New Roman"/>
+          <w:sz w:val="24"/>
+          <w:szCs w:val="24"/>
+        </w:rPr>
+        <w:t> </w:t>
+      </w:r>
+      <w:r>
+        <w:rPr>
+          <w:rFonts w:ascii="Times New Roman" w:hAnsi="Times New Roman" w:cs="Times New Roman"/>
+          <w:color w:val="000000"/>
+          <w:sz w:val="24"/>
+          <w:szCs w:val="24"/>
+        </w:rPr>
+        <w:t>Як вірні</w:t>
+      </w:r>
+      <w:r>
+        <w:rPr>
+          <w:rFonts w:ascii="Times New Roman" w:hAnsi="Times New Roman" w:cs="Times New Roman"/>
+          <w:color w:val="000000"/>
+          <w:sz w:val="24"/>
+          <w:szCs w:val="24"/>
+        </w:rPr>
+        <w:t>й самарянці відчинив ти, Господи,* джерело свого божества і вилляв на неї богорозуміння,* напоюючи її богоприйнятною водою,* так і нам усім пошли, Предобрий, очищення гріхів.</w:t>
+      </w:r>
+    </w:p>
+    <w:p>
+      <w:pPr>
+        <w:spacing w:after="120"/>
+        <w:rPr>
+          <w:rFonts w:ascii="Times New Roman" w:hAnsi="Times New Roman" w:cs="Times New Roman"/>
+          <w:sz w:val="24"/>
+          <w:szCs w:val="24"/>
+        </w:rPr>
+      </w:pPr>
+    </w:p>
+    <w:p>
+      <w:pPr>
         <w:pStyle w:val="3"/>
         <w:spacing w:before="0" w:after="120"/>
         <w:jc w:val="center"/>
@@ -11730,6 +12355,19 @@
     </w:p>
     <w:p>
       <w:pPr>
+        <w:spacing w:after="120"/>
+        <w:jc w:val="both"/>
+        <w:rPr>
+          <w:rFonts w:ascii="Times New Roman" w:hAnsi="Times New Roman" w:cs="Times New Roman"/>
+          <w:i/>
+          <w:color w:val="FF0000"/>
+          <w:sz w:val="24"/>
+          <w:szCs w:val="24"/>
+        </w:rPr>
+      </w:pPr>
+    </w:p>
+    <w:p>
+      <w:pPr>
         <w:pStyle w:val="3"/>
         <w:spacing w:before="0" w:after="120"/>
         <w:jc w:val="center"/>
@@ -12221,6 +12859,18 @@
     </w:p>
     <w:p>
       <w:pPr>
+        <w:spacing w:after="120"/>
+        <w:jc w:val="both"/>
+        <w:rPr>
+          <w:rFonts w:ascii="Times New Roman" w:hAnsi="Times New Roman" w:cs="Times New Roman"/>
+          <w:sz w:val="24"/>
+          <w:szCs w:val="24"/>
+          <w:u w:val="single"/>
+        </w:rPr>
+      </w:pPr>
+    </w:p>
+    <w:p>
+      <w:pPr>
         <w:pStyle w:val="2"/>
         <w:spacing w:before="0" w:after="120"/>
         <w:jc w:val="center"/>
@@ -12573,6 +13223,74 @@
       <w:r>
         <w:rPr>
           <w:rFonts w:ascii="Times New Roman" w:hAnsi="Times New Roman" w:cs="Times New Roman"/>
+          <w:b/>
+          <w:sz w:val="24"/>
+          <w:szCs w:val="24"/>
+        </w:rPr>
+        <w:t>Слава І нині:</w:t>
+      </w:r>
+      <w:r>
+        <w:rPr>
+          <w:rFonts w:ascii="Times New Roman" w:hAnsi="Times New Roman" w:cs="Times New Roman"/>
+          <w:color w:val="000000"/>
+          <w:sz w:val="24"/>
+          <w:szCs w:val="24"/>
+        </w:rPr>
+        <w:t xml:space="preserve"> Радуйся, престоле вогненний; радуйся, світильни</w:t>
+      </w:r>
+      <w:r>
+        <w:rPr>
+          <w:rFonts w:ascii="Times New Roman" w:hAnsi="Times New Roman" w:cs="Times New Roman"/>
+          <w:sz w:val="24"/>
+          <w:szCs w:val="24"/>
+        </w:rPr>
+        <w:t>ку</w:t>
+      </w:r>
+      <w:r>
+        <w:rPr>
+          <w:rFonts w:ascii="Times New Roman" w:hAnsi="Times New Roman" w:cs="Times New Roman"/>
+          <w:color w:val="000000"/>
+          <w:sz w:val="24"/>
+          <w:szCs w:val="24"/>
+        </w:rPr>
+        <w:t xml:space="preserve"> всезолотий; радуйся, світла хмаро; радуйся, палато Сл</w:t>
+      </w:r>
+      <w:r>
+        <w:rPr>
+          <w:rFonts w:ascii="Times New Roman" w:hAnsi="Times New Roman" w:cs="Times New Roman"/>
+          <w:color w:val="000000"/>
+          <w:sz w:val="24"/>
+          <w:szCs w:val="24"/>
+        </w:rPr>
+        <w:t>ова, і духовна трапезо, Яка хліб життя - Христа - достойно носила.</w:t>
+      </w:r>
+    </w:p>
+    <w:p>
+      <w:pPr>
+        <w:spacing w:after="120"/>
+        <w:jc w:val="both"/>
+        <w:rPr>
+          <w:rFonts w:ascii="Times New Roman" w:hAnsi="Times New Roman" w:cs="Times New Roman"/>
+          <w:color w:val="000000"/>
+          <w:sz w:val="24"/>
+          <w:szCs w:val="24"/>
+        </w:rPr>
+      </w:pPr>
+    </w:p>
+    <w:p>
+      <w:pPr>
+        <w:spacing w:after="120"/>
+        <w:jc w:val="both"/>
+        <w:rPr>
+          <w:rFonts w:ascii="Times New Roman" w:hAnsi="Times New Roman" w:cs="Times New Roman"/>
+          <w:color w:val="000000"/>
+          <w:sz w:val="24"/>
+          <w:szCs w:val="24"/>
+        </w:rPr>
+      </w:pPr>
+      <w:r>
+        <w:rPr>
+          <w:rFonts w:ascii="Times New Roman" w:hAnsi="Times New Roman" w:cs="Times New Roman"/>
           <w:i/>
           <w:color w:val="FF0000"/>
           <w:sz w:val="24"/>
@@ -12870,6 +13588,57 @@
         </w:rPr>
         <w:t>Будучи Життям, Господи, і Джерелом безсмертя, сів Ти біля джерела, Щедрий, і дав воду премудросте самарянці, яка просила й оспівувала Тебе.</w:t>
       </w:r>
+    </w:p>
+    <w:p>
+      <w:pPr>
+        <w:spacing w:after="120"/>
+        <w:jc w:val="both"/>
+        <w:rPr>
+          <w:rFonts w:ascii="Times New Roman" w:hAnsi="Times New Roman" w:cs="Times New Roman"/>
+          <w:color w:val="000000"/>
+          <w:sz w:val="24"/>
+          <w:szCs w:val="24"/>
+        </w:rPr>
+      </w:pPr>
+      <w:r>
+        <w:rPr>
+          <w:rFonts w:ascii="Times New Roman" w:hAnsi="Times New Roman" w:cs="Times New Roman"/>
+          <w:b/>
+          <w:sz w:val="24"/>
+          <w:szCs w:val="24"/>
+        </w:rPr>
+        <w:t>Слава І нині:</w:t>
+      </w:r>
+      <w:r>
+        <w:rPr>
+          <w:rFonts w:ascii="Times New Roman" w:hAnsi="Times New Roman" w:cs="Times New Roman"/>
+          <w:color w:val="000000"/>
+          <w:sz w:val="24"/>
+          <w:szCs w:val="24"/>
+        </w:rPr>
+        <w:t xml:space="preserve"> Невимовно </w:t>
+      </w:r>
+      <w:r>
+        <w:rPr>
+          <w:rFonts w:ascii="Times New Roman" w:hAnsi="Times New Roman" w:cs="Times New Roman"/>
+          <w:color w:val="000000"/>
+          <w:sz w:val="24"/>
+          <w:szCs w:val="24"/>
+        </w:rPr>
+        <w:t>зачала в утробі Твоїй усіх Бога, Діво Мати, вище розуму і слова народила Ти, перебуваючи Дівою, як до народження, Богоневісто.</w:t>
+      </w:r>
+    </w:p>
+    <w:p>
+      <w:pPr>
+        <w:spacing w:after="120"/>
+        <w:jc w:val="both"/>
+        <w:rPr>
+          <w:rFonts w:ascii="Times New Roman" w:hAnsi="Times New Roman" w:cs="Times New Roman"/>
+          <w:color w:val="FF0000"/>
+          <w:sz w:val="24"/>
+          <w:szCs w:val="24"/>
+        </w:rPr>
+      </w:pPr>
     </w:p>
     <w:p>
       <w:pPr>
@@ -13166,6 +13935,17 @@
         <w:jc w:val="both"/>
         <w:rPr>
           <w:rFonts w:ascii="Times New Roman" w:hAnsi="Times New Roman" w:cs="Times New Roman"/>
+          <w:sz w:val="24"/>
+          <w:szCs w:val="24"/>
+        </w:rPr>
+      </w:pPr>
+    </w:p>
+    <w:p>
+      <w:pPr>
+        <w:spacing w:after="120"/>
+        <w:jc w:val="both"/>
+        <w:rPr>
+          <w:rFonts w:ascii="Times New Roman" w:hAnsi="Times New Roman" w:cs="Times New Roman"/>
           <w:color w:val="000000"/>
           <w:sz w:val="24"/>
           <w:szCs w:val="24"/>
@@ -13398,6 +14178,48 @@
         </w:rPr>
         <w:t>сили Твоєї; тому не буде мати спраги повіки, прославляючи Тебе.</w:t>
       </w:r>
+    </w:p>
+    <w:p>
+      <w:pPr>
+        <w:spacing w:after="120"/>
+        <w:jc w:val="both"/>
+        <w:rPr>
+          <w:rFonts w:ascii="Times New Roman" w:hAnsi="Times New Roman" w:cs="Times New Roman"/>
+          <w:color w:val="000000"/>
+          <w:sz w:val="24"/>
+          <w:szCs w:val="24"/>
+        </w:rPr>
+      </w:pPr>
+      <w:r>
+        <w:rPr>
+          <w:rFonts w:ascii="Times New Roman" w:hAnsi="Times New Roman" w:cs="Times New Roman"/>
+          <w:b/>
+          <w:sz w:val="24"/>
+          <w:szCs w:val="24"/>
+        </w:rPr>
+        <w:t>Слава І нині:</w:t>
+      </w:r>
+      <w:r>
+        <w:rPr>
+          <w:rFonts w:ascii="Times New Roman" w:hAnsi="Times New Roman" w:cs="Times New Roman"/>
+          <w:color w:val="000000"/>
+          <w:sz w:val="24"/>
+          <w:szCs w:val="24"/>
+        </w:rPr>
+        <w:t xml:space="preserve"> Неопалимою купиною побачив Тебе колись законоположник Мойсей, Даниїл же гору святу передбачив, єдина Діво Мати Владичице.</w:t>
+      </w:r>
+    </w:p>
+    <w:p>
+      <w:pPr>
+        <w:spacing w:after="120"/>
+        <w:jc w:val="both"/>
+        <w:rPr>
+          <w:rFonts w:ascii="Times New Roman" w:hAnsi="Times New Roman" w:cs="Times New Roman"/>
+          <w:color w:val="000000"/>
+          <w:sz w:val="24"/>
+          <w:szCs w:val="24"/>
+        </w:rPr>
+      </w:pPr>
     </w:p>
     <w:p>
       <w:pPr>
@@ -13736,6 +14558,55 @@
       <w:r>
         <w:rPr>
           <w:rFonts w:ascii="Times New Roman" w:hAnsi="Times New Roman" w:cs="Times New Roman"/>
+          <w:b/>
+          <w:sz w:val="24"/>
+          <w:szCs w:val="24"/>
+        </w:rPr>
+        <w:t>Слава: І нині:</w:t>
+      </w:r>
+      <w:r>
+        <w:rPr>
+          <w:rFonts w:ascii="Times New Roman" w:hAnsi="Times New Roman" w:cs="Times New Roman"/>
+          <w:i/>
+          <w:color w:val="FF0000"/>
+          <w:sz w:val="24"/>
+          <w:szCs w:val="24"/>
+        </w:rPr>
+        <w:t xml:space="preserve"> </w:t>
+      </w:r>
+      <w:r>
+        <w:rPr>
+          <w:rFonts w:ascii="Times New Roman" w:hAnsi="Times New Roman" w:cs="Times New Roman"/>
+          <w:color w:val="000000"/>
+          <w:sz w:val="24"/>
+          <w:szCs w:val="24"/>
+        </w:rPr>
+        <w:t>Тебе, двері непрохідні, і поле неоране, і ковчег, що носить манну, і ручку, і світильник, і к</w:t>
+      </w:r>
+      <w:r>
+        <w:rPr>
+          <w:rFonts w:ascii="Times New Roman" w:hAnsi="Times New Roman" w:cs="Times New Roman"/>
+          <w:color w:val="000000"/>
+          <w:sz w:val="24"/>
+          <w:szCs w:val="24"/>
+        </w:rPr>
+        <w:t>адило духовного вугілля прославляємо, Чиста.</w:t>
+      </w:r>
+    </w:p>
+    <w:p>
+      <w:pPr>
+        <w:spacing w:after="120"/>
+        <w:jc w:val="both"/>
+        <w:rPr>
+          <w:rFonts w:ascii="Times New Roman" w:hAnsi="Times New Roman" w:cs="Times New Roman"/>
+          <w:color w:val="000000"/>
+          <w:sz w:val="24"/>
+          <w:szCs w:val="24"/>
+        </w:rPr>
+      </w:pPr>
+      <w:r>
+        <w:rPr>
+          <w:rFonts w:ascii="Times New Roman" w:hAnsi="Times New Roman" w:cs="Times New Roman"/>
           <w:i/>
           <w:color w:val="FF0000"/>
           <w:sz w:val="24"/>
@@ -14043,6 +14914,55 @@
         </w:rPr>
         <w:t>милости, Блаже, мандруючи, сів біля колодязя клятвеного і до самарянки промовив: дай Мені води напитися, щоб прийняти тобі воду очищення.</w:t>
       </w:r>
+    </w:p>
+    <w:p>
+      <w:pPr>
+        <w:spacing w:after="120"/>
+        <w:rPr>
+          <w:rFonts w:ascii="Times New Roman" w:hAnsi="Times New Roman" w:cs="Times New Roman"/>
+          <w:sz w:val="24"/>
+          <w:szCs w:val="24"/>
+        </w:rPr>
+      </w:pPr>
+      <w:r>
+        <w:rPr>
+          <w:rFonts w:ascii="Times New Roman" w:hAnsi="Times New Roman" w:cs="Times New Roman"/>
+          <w:b/>
+          <w:sz w:val="24"/>
+          <w:szCs w:val="24"/>
+        </w:rPr>
+        <w:t>Слава: І нині:</w:t>
+      </w:r>
+      <w:r>
+        <w:rPr>
+          <w:rFonts w:ascii="Times New Roman" w:hAnsi="Times New Roman" w:cs="Times New Roman"/>
+          <w:color w:val="000000"/>
+          <w:sz w:val="24"/>
+          <w:szCs w:val="24"/>
+        </w:rPr>
+        <w:t xml:space="preserve"> Єдину Діву, що народила і утробу нетлінною зберегла, оспівуємо Тебе, Чиста: престіл Господній, і двері,</w:t>
+      </w:r>
+      <w:r>
+        <w:rPr>
+          <w:rFonts w:ascii="Times New Roman" w:hAnsi="Times New Roman" w:cs="Times New Roman"/>
+          <w:color w:val="000000"/>
+          <w:sz w:val="24"/>
+          <w:szCs w:val="24"/>
+        </w:rPr>
+        <w:t xml:space="preserve"> і гору, і духовний світильник, чертог всесвітлий Божий, і явне осінення слави, ковчег же і стамну, і трапезу.</w:t>
+      </w:r>
+    </w:p>
+    <w:p>
+      <w:pPr>
+        <w:spacing w:after="120"/>
+        <w:jc w:val="both"/>
+        <w:rPr>
+          <w:rFonts w:ascii="Times New Roman" w:hAnsi="Times New Roman" w:cs="Times New Roman"/>
+          <w:i/>
+          <w:sz w:val="24"/>
+          <w:szCs w:val="24"/>
+        </w:rPr>
+      </w:pPr>
     </w:p>
     <w:p>
       <w:pPr>
@@ -14342,6 +15262,18 @@
         </w:rPr>
         <w:t>Амінь.</w:t>
       </w:r>
+    </w:p>
+    <w:p>
+      <w:pPr>
+        <w:spacing w:after="120"/>
+        <w:jc w:val="both"/>
+        <w:rPr>
+          <w:rFonts w:ascii="Times New Roman" w:hAnsi="Times New Roman" w:cs="Times New Roman"/>
+          <w:i/>
+          <w:sz w:val="24"/>
+          <w:szCs w:val="24"/>
+        </w:rPr>
+      </w:pPr>
     </w:p>
     <w:p>
       <w:pPr>
@@ -14387,6 +15319,18 @@
         <w:jc w:val="both"/>
         <w:rPr>
           <w:rFonts w:ascii="Times New Roman" w:hAnsi="Times New Roman" w:cs="Times New Roman"/>
+          <w:i/>
+          <w:sz w:val="24"/>
+          <w:szCs w:val="24"/>
+        </w:rPr>
+      </w:pPr>
+    </w:p>
+    <w:p>
+      <w:pPr>
+        <w:spacing w:after="120"/>
+        <w:jc w:val="both"/>
+        <w:rPr>
+          <w:rFonts w:ascii="Times New Roman" w:hAnsi="Times New Roman" w:cs="Times New Roman"/>
           <w:color w:val="000000"/>
           <w:sz w:val="24"/>
           <w:szCs w:val="24"/>
@@ -14692,6 +15636,57 @@
         </w:rPr>
         <w:t>не, Слове, завжди спраглу Твоєю Божественною благодаттю, щоб мене більше не обіймала спека невідання, Ісусе Господи, але щоб я проповідувала велич Божу.</w:t>
       </w:r>
+    </w:p>
+    <w:p>
+      <w:pPr>
+        <w:spacing w:after="120"/>
+        <w:jc w:val="both"/>
+        <w:rPr>
+          <w:rFonts w:ascii="Times New Roman" w:hAnsi="Times New Roman" w:cs="Times New Roman"/>
+          <w:color w:val="000000"/>
+          <w:sz w:val="24"/>
+          <w:szCs w:val="24"/>
+        </w:rPr>
+      </w:pPr>
+      <w:r>
+        <w:rPr>
+          <w:rFonts w:ascii="Times New Roman" w:hAnsi="Times New Roman" w:cs="Times New Roman"/>
+          <w:b/>
+          <w:sz w:val="24"/>
+          <w:szCs w:val="24"/>
+        </w:rPr>
+        <w:t>Слава І нині:</w:t>
+      </w:r>
+      <w:r>
+        <w:rPr>
+          <w:rFonts w:ascii="Times New Roman" w:hAnsi="Times New Roman" w:cs="Times New Roman"/>
+          <w:color w:val="000000"/>
+          <w:sz w:val="24"/>
+          <w:szCs w:val="24"/>
+        </w:rPr>
+        <w:t xml:space="preserve"> Після страшного Різдва Ти збереглася чистою Дівою, Пресвята Богородице; тому всі ангельсь</w:t>
+      </w:r>
+      <w:r>
+        <w:rPr>
+          <w:rFonts w:ascii="Times New Roman" w:hAnsi="Times New Roman" w:cs="Times New Roman"/>
+          <w:color w:val="000000"/>
+          <w:sz w:val="24"/>
+          <w:szCs w:val="24"/>
+        </w:rPr>
+        <w:t>кі чини і всі племена людські оспівують Тебе невмовкними голосами, чисте вмістилище Невмістимого.</w:t>
+      </w:r>
+    </w:p>
+    <w:p>
+      <w:pPr>
+        <w:spacing w:after="120"/>
+        <w:jc w:val="both"/>
+        <w:rPr>
+          <w:rFonts w:ascii="Times New Roman" w:hAnsi="Times New Roman" w:cs="Times New Roman"/>
+          <w:color w:val="000000"/>
+          <w:sz w:val="24"/>
+          <w:szCs w:val="24"/>
+        </w:rPr>
+      </w:pPr>
     </w:p>
     <w:p>
       <w:pPr>
@@ -14999,6 +15994,48 @@
         </w:rPr>
         <w:t>ина співбезначального, і Духа Святого оспівуємо, Єдиного Бога у Трьох, незлитного, нерозсіченого, Творця всього, єдиносильну державу, самовладну, і взиваємо: благословляйте, діла Господні, безперестанно Господа.</w:t>
       </w:r>
+    </w:p>
+    <w:p>
+      <w:pPr>
+        <w:spacing w:after="120"/>
+        <w:jc w:val="both"/>
+        <w:rPr>
+          <w:rFonts w:ascii="Times New Roman" w:hAnsi="Times New Roman" w:cs="Times New Roman"/>
+          <w:color w:val="000000"/>
+          <w:sz w:val="24"/>
+          <w:szCs w:val="24"/>
+        </w:rPr>
+      </w:pPr>
+      <w:r>
+        <w:rPr>
+          <w:rFonts w:ascii="Times New Roman" w:hAnsi="Times New Roman" w:cs="Times New Roman"/>
+          <w:b/>
+          <w:sz w:val="24"/>
+          <w:szCs w:val="24"/>
+        </w:rPr>
+        <w:t>І нині:</w:t>
+      </w:r>
+      <w:r>
+        <w:rPr>
+          <w:rFonts w:ascii="Times New Roman" w:hAnsi="Times New Roman" w:cs="Times New Roman"/>
+          <w:color w:val="000000"/>
+          <w:sz w:val="24"/>
+          <w:szCs w:val="24"/>
+        </w:rPr>
+        <w:t xml:space="preserve"> Вугіллям очищається Ісая, передрікаючи розумне Вугілля, Яке втілюється з Тебе, Діво, понад розум, Яке спалює всі древні гріхи людей, і обожує наше єство, заради милосердя, Всенепорочна.</w:t>
+      </w:r>
+    </w:p>
+    <w:p>
+      <w:pPr>
+        <w:spacing w:after="120"/>
+        <w:jc w:val="both"/>
+        <w:rPr>
+          <w:rFonts w:ascii="Times New Roman" w:hAnsi="Times New Roman" w:cs="Times New Roman"/>
+          <w:i/>
+          <w:sz w:val="24"/>
+          <w:szCs w:val="24"/>
+        </w:rPr>
+      </w:pPr>
     </w:p>
     <w:p>
       <w:pPr>
@@ -15231,6 +16268,17 @@
     <w:p>
       <w:pPr>
         <w:spacing w:after="120"/>
+        <w:jc w:val="both"/>
+        <w:rPr>
+          <w:rFonts w:ascii="Times New Roman" w:hAnsi="Times New Roman" w:cs="Times New Roman"/>
+          <w:sz w:val="24"/>
+          <w:szCs w:val="24"/>
+        </w:rPr>
+      </w:pPr>
+    </w:p>
+    <w:p>
+      <w:pPr>
+        <w:spacing w:after="120"/>
         <w:jc w:val="center"/>
         <w:rPr>
           <w:rFonts w:ascii="Times New Roman" w:hAnsi="Times New Roman" w:cs="Times New Roman"/>
@@ -15439,6 +16487,102 @@
         </w:rPr>
         <w:t>ивши всі адові царства,* і на третій день воскрес, просвічуючи вселенну.</w:t>
       </w:r>
+    </w:p>
+    <w:p>
+      <w:pPr>
+        <w:spacing w:after="120"/>
+        <w:jc w:val="both"/>
+        <w:rPr>
+          <w:rFonts w:ascii="Times New Roman" w:hAnsi="Times New Roman" w:cs="Times New Roman"/>
+          <w:color w:val="000000"/>
+          <w:sz w:val="24"/>
+          <w:szCs w:val="24"/>
+        </w:rPr>
+      </w:pPr>
+      <w:r>
+        <w:rPr>
+          <w:rFonts w:ascii="Times New Roman" w:hAnsi="Times New Roman" w:cs="Times New Roman"/>
+          <w:b/>
+          <w:sz w:val="24"/>
+          <w:szCs w:val="24"/>
+        </w:rPr>
+        <w:t>Слава:</w:t>
+      </w:r>
+      <w:r>
+        <w:rPr>
+          <w:rFonts w:ascii="Times New Roman" w:hAnsi="Times New Roman" w:cs="Times New Roman"/>
+          <w:sz w:val="24"/>
+          <w:szCs w:val="24"/>
+        </w:rPr>
+        <w:t> </w:t>
+      </w:r>
+      <w:r>
+        <w:rPr>
+          <w:rFonts w:ascii="Times New Roman" w:hAnsi="Times New Roman" w:cs="Times New Roman"/>
+          <w:color w:val="000000"/>
+          <w:sz w:val="24"/>
+          <w:szCs w:val="24"/>
+        </w:rPr>
+        <w:t>Після воскресіння з'явився ти. Спасе, святим своїм апостолам і до них сказав:* Ідіть у світ з вірою і проповідуйте ті величні й несказанні таїнства, що їх ви в мені бачили.</w:t>
+      </w:r>
+    </w:p>
+    <w:p>
+      <w:pPr>
+        <w:spacing w:after="120"/>
+        <w:jc w:val="both"/>
+        <w:rPr>
+          <w:rFonts w:ascii="Times New Roman" w:hAnsi="Times New Roman" w:cs="Times New Roman"/>
+          <w:color w:val="000000"/>
+          <w:sz w:val="24"/>
+          <w:szCs w:val="24"/>
+        </w:rPr>
+      </w:pPr>
+      <w:r>
+        <w:rPr>
+          <w:rFonts w:ascii="Times New Roman" w:hAnsi="Times New Roman" w:cs="Times New Roman"/>
+          <w:b/>
+          <w:sz w:val="24"/>
+          <w:szCs w:val="24"/>
+        </w:rPr>
+        <w:t>І н</w:t>
+      </w:r>
+      <w:r>
+        <w:rPr>
+          <w:rFonts w:ascii="Times New Roman" w:hAnsi="Times New Roman" w:cs="Times New Roman"/>
+          <w:b/>
+          <w:sz w:val="24"/>
+          <w:szCs w:val="24"/>
+        </w:rPr>
+        <w:t>ині:</w:t>
+      </w:r>
+      <w:r>
+        <w:rPr>
+          <w:rFonts w:ascii="Times New Roman" w:hAnsi="Times New Roman" w:cs="Times New Roman"/>
+          <w:sz w:val="24"/>
+          <w:szCs w:val="24"/>
+        </w:rPr>
+        <w:t> </w:t>
+      </w:r>
+      <w:r>
+        <w:rPr>
+          <w:rFonts w:ascii="Times New Roman" w:hAnsi="Times New Roman" w:cs="Times New Roman"/>
+          <w:color w:val="000000"/>
+          <w:sz w:val="24"/>
+          <w:szCs w:val="24"/>
+        </w:rPr>
+        <w:t>Коли ти з жінками мироносицями побачила воскреслого Христа,* замінила плач на радість і його прославляла. Тому ми тебе, Богородице, в піснях звеличуємо.</w:t>
+      </w:r>
+    </w:p>
+    <w:p>
+      <w:pPr>
+        <w:spacing w:after="120"/>
+        <w:jc w:val="both"/>
+        <w:rPr>
+          <w:rFonts w:ascii="Times New Roman" w:hAnsi="Times New Roman" w:cs="Times New Roman"/>
+          <w:sz w:val="24"/>
+          <w:szCs w:val="24"/>
+        </w:rPr>
+      </w:pPr>
     </w:p>
     <w:p>
       <w:pPr>
@@ -15731,6 +16875,18 @@
     </w:p>
     <w:p>
       <w:pPr>
+        <w:spacing w:after="120"/>
+        <w:jc w:val="both"/>
+        <w:rPr>
+          <w:rFonts w:ascii="Times New Roman" w:hAnsi="Times New Roman" w:cs="Times New Roman"/>
+          <w:i/>
+          <w:sz w:val="24"/>
+          <w:szCs w:val="24"/>
+        </w:rPr>
+      </w:pPr>
+    </w:p>
+    <w:p>
+      <w:pPr>
         <w:pStyle w:val="3"/>
         <w:spacing w:before="0" w:after="120"/>
         <w:jc w:val="center"/>
@@ -15780,6 +16936,64 @@
     </w:p>
     <w:p>
       <w:pPr>
+        <w:spacing w:after="120"/>
+        <w:jc w:val="both"/>
+        <w:rPr>
+          <w:rFonts w:ascii="Times New Roman" w:hAnsi="Times New Roman" w:cs="Times New Roman"/>
+          <w:color w:val="000000"/>
+          <w:sz w:val="24"/>
+          <w:szCs w:val="24"/>
+        </w:rPr>
+      </w:pPr>
+      <w:r>
+        <w:rPr>
+          <w:rFonts w:ascii="Times New Roman" w:hAnsi="Times New Roman" w:cs="Times New Roman"/>
+          <w:b/>
+          <w:sz w:val="24"/>
+          <w:szCs w:val="24"/>
+        </w:rPr>
+        <w:t>Слава і нині:</w:t>
+      </w:r>
+      <w:r>
+        <w:rPr>
+          <w:rFonts w:ascii="Times New Roman" w:hAnsi="Times New Roman" w:cs="Times New Roman"/>
+          <w:sz w:val="24"/>
+          <w:szCs w:val="24"/>
+        </w:rPr>
+        <w:t> </w:t>
+      </w:r>
+      <w:r>
+        <w:rPr>
+          <w:rFonts w:ascii="Times New Roman" w:hAnsi="Times New Roman" w:cs="Times New Roman"/>
+          <w:color w:val="000000"/>
+          <w:sz w:val="24"/>
+          <w:szCs w:val="24"/>
+        </w:rPr>
+        <w:t xml:space="preserve">До Самарії прийшов ти, всесильний Спасе мій,* та й стрінув жінку і просив у неї напитися води - </w:t>
+      </w:r>
+      <w:r>
+        <w:rPr>
+          <w:rFonts w:ascii="Times New Roman" w:hAnsi="Times New Roman" w:cs="Times New Roman"/>
+          <w:color w:val="000000"/>
+          <w:sz w:val="24"/>
+          <w:szCs w:val="24"/>
+        </w:rPr>
+        <w:t>ти,* що виточив євреям воду з нетесаного каменю.* Ти розбудив у неї віру,* і нині вона втішається на небі життям вічним.</w:t>
+      </w:r>
+    </w:p>
+    <w:p>
+      <w:pPr>
+        <w:spacing w:after="120"/>
+        <w:jc w:val="both"/>
+        <w:rPr>
+          <w:rFonts w:ascii="Times New Roman" w:hAnsi="Times New Roman" w:cs="Times New Roman"/>
+          <w:sz w:val="24"/>
+          <w:szCs w:val="24"/>
+        </w:rPr>
+      </w:pPr>
+    </w:p>
+    <w:p>
+      <w:pPr>
         <w:pStyle w:val="2"/>
         <w:spacing w:before="0" w:after="120"/>
         <w:jc w:val="center"/>
@@ -15877,6 +17091,34 @@
           <w:szCs w:val="24"/>
         </w:rPr>
       </w:pPr>
+      <w:sdt>
+        <w:sdtPr>
+          <w:tag w:val="goog_rdk_9"/>
+          <w:id w:val="-252203331"/>
+        </w:sdtPr>
+        <w:sdtEndPr/>
+        <w:sdtContent>
+          <w:r>
+            <w:rPr>
+              <w:rFonts w:ascii="Gungsuh" w:eastAsia="Gungsuh" w:hAnsi="Gungsuh" w:cs="Gungsuh"/>
+              <w:sz w:val="24"/>
+              <w:szCs w:val="24"/>
+            </w:rPr>
+            <w:t>Хваліте його, ви − сонце й місяцю,* хваліте його, всі ясні зорі.</w:t>
+          </w:r>
+        </w:sdtContent>
+      </w:sdt>
+    </w:p>
+    <w:p>
+      <w:pPr>
+        <w:spacing w:after="120"/>
+        <w:jc w:val="both"/>
+        <w:rPr>
+          <w:rFonts w:ascii="Times New Roman" w:hAnsi="Times New Roman" w:cs="Times New Roman"/>
+          <w:sz w:val="24"/>
+          <w:szCs w:val="24"/>
+        </w:rPr>
+      </w:pPr>
       <w:r>
         <w:rPr>
           <w:rFonts w:ascii="Times New Roman" w:hAnsi="Times New Roman" w:cs="Times New Roman"/>
@@ -16439,6 +17681,17 @@
         </w:rPr>
         <w:t>іте його на дзвінких цимбалах, хваліте його на гучних цимбалах.* Усе, що живе, нехай хвалить Господа.</w:t>
       </w:r>
+    </w:p>
+    <w:p>
+      <w:pPr>
+        <w:spacing w:after="120"/>
+        <w:jc w:val="both"/>
+        <w:rPr>
+          <w:rFonts w:ascii="Times New Roman" w:hAnsi="Times New Roman" w:cs="Times New Roman"/>
+          <w:sz w:val="24"/>
+          <w:szCs w:val="24"/>
+        </w:rPr>
+      </w:pPr>
     </w:p>
     <w:p>
       <w:pPr>
@@ -16517,6 +17770,19 @@
         <w:jc w:val="both"/>
         <w:rPr>
           <w:rFonts w:ascii="Times New Roman" w:hAnsi="Times New Roman" w:cs="Times New Roman"/>
+          <w:i/>
+          <w:color w:val="FF0000"/>
+          <w:sz w:val="24"/>
+          <w:szCs w:val="24"/>
+        </w:rPr>
+      </w:pPr>
+    </w:p>
+    <w:p>
+      <w:pPr>
+        <w:spacing w:after="120"/>
+        <w:jc w:val="both"/>
+        <w:rPr>
+          <w:rFonts w:ascii="Times New Roman" w:hAnsi="Times New Roman" w:cs="Times New Roman"/>
           <w:sz w:val="24"/>
           <w:szCs w:val="24"/>
         </w:rPr>
@@ -16753,6 +18019,34 @@
           <w:szCs w:val="24"/>
         </w:rPr>
       </w:pPr>
+      <w:sdt>
+        <w:sdtPr>
+          <w:tag w:val="goog_rdk_10"/>
+          <w:id w:val="-405228999"/>
+        </w:sdtPr>
+        <w:sdtEndPr/>
+        <w:sdtContent>
+          <w:r>
+            <w:rPr>
+              <w:rFonts w:ascii="Gungsuh" w:eastAsia="Gungsuh" w:hAnsi="Gungsuh" w:cs="Gungsuh"/>
+              <w:sz w:val="24"/>
+              <w:szCs w:val="24"/>
+            </w:rPr>
+            <w:t>Молюсь: Господи, змилуйся надо мною,* вилікуй мою душу, бо гріх мій − перед тобою.</w:t>
+          </w:r>
+        </w:sdtContent>
+      </w:sdt>
+    </w:p>
+    <w:p>
+      <w:pPr>
+        <w:spacing w:after="120"/>
+        <w:jc w:val="both"/>
+        <w:rPr>
+          <w:rFonts w:ascii="Times New Roman" w:hAnsi="Times New Roman" w:cs="Times New Roman"/>
+          <w:sz w:val="24"/>
+          <w:szCs w:val="24"/>
+        </w:rPr>
+      </w:pPr>
       <w:r>
         <w:rPr>
           <w:rFonts w:ascii="Times New Roman" w:hAnsi="Times New Roman" w:cs="Times New Roman"/>
@@ -17005,6 +18299,17 @@
         </w:rPr>
         <w:t>Нині і повсякчас,* і на віки віків. Амінь.</w:t>
       </w:r>
+    </w:p>
+    <w:p>
+      <w:pPr>
+        <w:spacing w:after="120"/>
+        <w:jc w:val="both"/>
+        <w:rPr>
+          <w:rFonts w:ascii="Times New Roman" w:hAnsi="Times New Roman" w:cs="Times New Roman"/>
+          <w:sz w:val="24"/>
+          <w:szCs w:val="24"/>
+        </w:rPr>
+      </w:pPr>
     </w:p>
     <w:p>
       <w:pPr>
@@ -17909,6 +19214,17 @@
     </w:p>
     <w:p>
       <w:pPr>
+        <w:spacing w:after="120"/>
+        <w:jc w:val="both"/>
+        <w:rPr>
+          <w:rFonts w:ascii="Times New Roman" w:hAnsi="Times New Roman" w:cs="Times New Roman"/>
+          <w:sz w:val="24"/>
+          <w:szCs w:val="24"/>
+        </w:rPr>
+      </w:pPr>
+    </w:p>
+    <w:p>
+      <w:pPr>
         <w:pStyle w:val="2"/>
         <w:spacing w:before="0" w:after="120"/>
         <w:jc w:val="center"/>
@@ -18124,6 +19440,74 @@
         <w:jc w:val="both"/>
         <w:rPr>
           <w:rFonts w:ascii="Times New Roman" w:hAnsi="Times New Roman" w:cs="Times New Roman"/>
+          <w:color w:val="000000"/>
+          <w:sz w:val="24"/>
+          <w:szCs w:val="24"/>
+        </w:rPr>
+      </w:pPr>
+      <w:r>
+        <w:rPr>
+          <w:rFonts w:ascii="Times New Roman" w:hAnsi="Times New Roman" w:cs="Times New Roman"/>
+          <w:b/>
+          <w:sz w:val="24"/>
+          <w:szCs w:val="24"/>
+        </w:rPr>
+        <w:t>Слава і нині</w:t>
+      </w:r>
+      <w:r>
+        <w:rPr>
+          <w:rFonts w:ascii="Times New Roman" w:hAnsi="Times New Roman" w:cs="Times New Roman"/>
+          <w:sz w:val="24"/>
+          <w:szCs w:val="24"/>
+        </w:rPr>
+        <w:t> </w:t>
+      </w:r>
+      <w:r>
+        <w:rPr>
+          <w:rFonts w:ascii="Times New Roman" w:hAnsi="Times New Roman" w:cs="Times New Roman"/>
+          <w:i/>
+          <w:color w:val="FF0000"/>
+          <w:sz w:val="24"/>
+          <w:szCs w:val="24"/>
+        </w:rPr>
+        <w:t>(г. 3):</w:t>
+      </w:r>
+      <w:r>
+        <w:rPr>
+          <w:rFonts w:ascii="Times New Roman" w:hAnsi="Times New Roman" w:cs="Times New Roman"/>
+          <w:color w:val="000000"/>
+          <w:sz w:val="24"/>
+          <w:szCs w:val="24"/>
+        </w:rPr>
+        <w:t> Хай нині світло радіє небо і земля,* бо Христос, щоб спасти Адама від первородного прокляття,* явився воплочений, як чоловік,* і прославився чудесами.* Прийшов у Самарію і, розмовляючи з жінкою,* просив у неї води той, хто водами хмар</w:t>
+      </w:r>
+      <w:r>
+        <w:rPr>
+          <w:rFonts w:ascii="Times New Roman" w:hAnsi="Times New Roman" w:cs="Times New Roman"/>
+          <w:color w:val="000000"/>
+          <w:sz w:val="24"/>
+          <w:szCs w:val="24"/>
+        </w:rPr>
+        <w:t>и напоює.* Тож поклонімся всі тому,* хто добросердним своїм рішенням ради нас добровільно став убогим.</w:t>
+      </w:r>
+    </w:p>
+    <w:p>
+      <w:pPr>
+        <w:spacing w:after="120"/>
+        <w:jc w:val="both"/>
+        <w:rPr>
+          <w:rFonts w:ascii="Times New Roman" w:hAnsi="Times New Roman" w:cs="Times New Roman"/>
+          <w:sz w:val="24"/>
+          <w:szCs w:val="24"/>
+        </w:rPr>
+      </w:pPr>
+    </w:p>
+    <w:p>
+      <w:pPr>
+        <w:spacing w:after="120"/>
+        <w:jc w:val="both"/>
+        <w:rPr>
+          <w:rFonts w:ascii="Times New Roman" w:hAnsi="Times New Roman" w:cs="Times New Roman"/>
           <w:i/>
           <w:color w:val="FF0000"/>
           <w:sz w:val="24"/>
@@ -18233,6 +19617,33 @@
           <w:sz w:val="24"/>
           <w:szCs w:val="24"/>
         </w:rPr>
+        <w:t>Слава Отцю, і Сину, і Святому Духові,* і нині і повсякчас, і на</w:t>
+      </w:r>
+      <w:r>
+        <w:rPr>
+          <w:rFonts w:ascii="Times New Roman" w:hAnsi="Times New Roman" w:cs="Times New Roman"/>
+          <w:sz w:val="24"/>
+          <w:szCs w:val="24"/>
+        </w:rPr>
+        <w:t xml:space="preserve"> віки віків. Амінь.</w:t>
+      </w:r>
+    </w:p>
+    <w:p>
+      <w:pPr>
+        <w:spacing w:after="120"/>
+        <w:jc w:val="both"/>
+        <w:rPr>
+          <w:rFonts w:ascii="Times New Roman" w:hAnsi="Times New Roman" w:cs="Times New Roman"/>
+          <w:sz w:val="24"/>
+          <w:szCs w:val="24"/>
+        </w:rPr>
+      </w:pPr>
+      <w:r>
+        <w:rPr>
+          <w:rFonts w:ascii="Times New Roman" w:hAnsi="Times New Roman" w:cs="Times New Roman"/>
+          <w:sz w:val="24"/>
+          <w:szCs w:val="24"/>
+        </w:rPr>
         <w:t>Пресвята Тройце, помилуй нас;* Господи, очисти гріхи наші;* Владико, прости беззаконня наші;* Святий, завітай і зціли немочі наші імени твого ради.</w:t>
       </w:r>
     </w:p>
@@ -18291,6 +19702,69 @@
           <w:sz w:val="24"/>
           <w:szCs w:val="24"/>
         </w:rPr>
+        <w:t>Слава Отцю, і Сину, і Святому Духові.</w:t>
+      </w:r>
+    </w:p>
+    <w:p>
+      <w:pPr>
+        <w:spacing w:after="120"/>
+        <w:jc w:val="both"/>
+        <w:rPr>
+          <w:rFonts w:ascii="Times New Roman" w:hAnsi="Times New Roman" w:cs="Times New Roman"/>
+          <w:sz w:val="24"/>
+          <w:szCs w:val="24"/>
+        </w:rPr>
+      </w:pPr>
+      <w:r>
+        <w:rPr>
+          <w:rFonts w:ascii="Times New Roman" w:hAnsi="Times New Roman" w:cs="Times New Roman"/>
+          <w:sz w:val="24"/>
+          <w:szCs w:val="24"/>
+        </w:rPr>
+        <w:t>І</w:t>
+      </w:r>
+      <w:r>
+        <w:rPr>
+          <w:rFonts w:ascii="Times New Roman" w:hAnsi="Times New Roman" w:cs="Times New Roman"/>
+          <w:b/>
+          <w:sz w:val="24"/>
+          <w:szCs w:val="24"/>
+        </w:rPr>
+        <w:t xml:space="preserve"> </w:t>
+      </w:r>
+      <w:r>
+        <w:rPr>
+          <w:rFonts w:ascii="Times New Roman" w:hAnsi="Times New Roman" w:cs="Times New Roman"/>
+          <w:sz w:val="24"/>
+          <w:szCs w:val="24"/>
+        </w:rPr>
+        <w:t xml:space="preserve">нині і повсякчас, і на </w:t>
+      </w:r>
+      <w:r>
+        <w:rPr>
+          <w:rFonts w:ascii="Times New Roman" w:hAnsi="Times New Roman" w:cs="Times New Roman"/>
+          <w:sz w:val="24"/>
+          <w:szCs w:val="24"/>
+        </w:rPr>
+        <w:t>віки віків. Амінь.</w:t>
+      </w:r>
+    </w:p>
+    <w:p>
+      <w:pPr>
+        <w:spacing w:after="120"/>
+        <w:jc w:val="both"/>
+        <w:rPr>
+          <w:rFonts w:ascii="Times New Roman" w:hAnsi="Times New Roman" w:cs="Times New Roman"/>
+          <w:sz w:val="24"/>
+          <w:szCs w:val="24"/>
+        </w:rPr>
+      </w:pPr>
+      <w:r>
+        <w:rPr>
+          <w:rFonts w:ascii="Times New Roman" w:hAnsi="Times New Roman" w:cs="Times New Roman"/>
+          <w:sz w:val="24"/>
+          <w:szCs w:val="24"/>
+        </w:rPr>
         <w:t>Отче наш, що єси на небесах,* нехай святиться ім’я твоє,* нехай прийде царство твоє,* нехай буде воля твоя, як на небі, так і на землі.* Хліб наш насущний дай нам сьогодні,* і прости нам провини наші,* як і ми прощаємо винуватцям нашим,*</w:t>
       </w:r>
       <w:r>
@@ -18376,6 +19850,18 @@
         </w:rPr>
         <w:t xml:space="preserve"> </w:t>
       </w:r>
+    </w:p>
+    <w:p>
+      <w:pPr>
+        <w:spacing w:after="120"/>
+        <w:jc w:val="both"/>
+        <w:rPr>
+          <w:rFonts w:ascii="Times New Roman" w:hAnsi="Times New Roman" w:cs="Times New Roman"/>
+          <w:i/>
+          <w:sz w:val="24"/>
+          <w:szCs w:val="24"/>
+        </w:rPr>
+      </w:pPr>
     </w:p>
     <w:p>
       <w:pPr>
@@ -18932,6 +20418,17 @@
     </w:p>
     <w:p>
       <w:pPr>
+        <w:spacing w:after="120"/>
+        <w:jc w:val="both"/>
+        <w:rPr>
+          <w:rFonts w:ascii="Times New Roman" w:hAnsi="Times New Roman" w:cs="Times New Roman"/>
+          <w:sz w:val="24"/>
+          <w:szCs w:val="24"/>
+        </w:rPr>
+      </w:pPr>
+    </w:p>
+    <w:p>
+      <w:pPr>
         <w:pStyle w:val="2"/>
         <w:spacing w:before="0" w:after="120"/>
         <w:jc w:val="center"/>
@@ -19286,6 +20783,17 @@
         </w:rPr>
         <w:t>І нам дарував життя вічне, поклоняємось його на третій день воскресінню.</w:t>
       </w:r>
+    </w:p>
+    <w:p>
+      <w:pPr>
+        <w:spacing w:after="120"/>
+        <w:jc w:val="both"/>
+        <w:rPr>
+          <w:rFonts w:ascii="Times New Roman" w:hAnsi="Times New Roman" w:cs="Times New Roman"/>
+          <w:sz w:val="24"/>
+          <w:szCs w:val="24"/>
+        </w:rPr>
+      </w:pPr>
     </w:p>
     <w:sectPr>
       <w:pgSz w:w="11906" w:h="16838"/>
